--- a/por/docx/007.content.docx
+++ b/por/docx/007.content.docx
@@ -19,7 +19,7 @@
         <w:rPr>
           <w:lang w:val="pt_PT" w:bidi="pt_PT"/>
         </w:rPr>
-        <w:t>Resource: Tyndale Open Study Notes</w:t>
+        <w:t>Resource: Aquifer Open Study Notes (Profiles)</w:t>
       </w:r>
       <w:r>
         <w:rPr>
@@ -112,7 +112,7 @@
         <w:rPr>
           <w:lang w:val="pt_PT" w:bidi="pt_PT"/>
         </w:rPr>
-        <w:t>Tyndale Open Study Notes</w:t>
+        <w:t>Aquifer Open Study Notes (Profiles)</w:t>
       </w:r>
     </w:p>
     <w:p>

--- a/por/docx/007.content.docx
+++ b/por/docx/007.content.docx
@@ -247,18 +247,12 @@
         </w:rPr>
         <w:t>Durante esse período, Midiã oprimiu Israel, e o povo clamou a Deus por ajuda (</w:t>
       </w:r>
-      <w:hyperlink r:id="rId13">
-        <w:r>
-          <w:rPr>
-            <w:lang w:val="pt_PT" w:bidi="pt_PT"/>
-          </w:rPr>
-          <w:rPr>
-            <w:color w:val="0000EE"/>
-            <w:u w:val="single"/>
-          </w:rPr>
-          <w:t>Jz 6.6</w:t>
-        </w:r>
-      </w:hyperlink>
+      <w:r>
+        <w:rPr>
+          <w:lang w:val="pt_PT" w:bidi="pt_PT"/>
+        </w:rPr>
+        <w:t>Jz 6.6</w:t>
+      </w:r>
       <w:r>
         <w:rPr>
           <w:lang w:val="pt_PT" w:bidi="pt_PT"/>
@@ -335,36 +329,24 @@
         </w:rPr>
         <w:t>Gideão sabiamente recusou o pedido do povo para se tornar seu governante. No entanto, ele fez um éfode com os brincos dos soldados derrotados, e isso se tornou um ídolo (</w:t>
       </w:r>
-      <w:hyperlink r:id="rId14">
-        <w:r>
-          <w:rPr>
-            <w:lang w:val="pt_PT" w:bidi="pt_PT"/>
-          </w:rPr>
-          <w:rPr>
-            <w:color w:val="0000EE"/>
-            <w:u w:val="single"/>
-          </w:rPr>
-          <w:t>Jz 8.22–27</w:t>
-        </w:r>
-      </w:hyperlink>
+      <w:r>
+        <w:rPr>
+          <w:lang w:val="pt_PT" w:bidi="pt_PT"/>
+        </w:rPr>
+        <w:t>Jz 8.22–27</w:t>
+      </w:r>
       <w:r>
         <w:rPr>
           <w:lang w:val="pt_PT" w:bidi="pt_PT"/>
         </w:rPr>
         <w:t>). Gideão, que era fraco na fé e dependia de sinais visíveis, eventualmente se afastou de adorar o Deus invisível e passou a adorar ídolos. Israel experimentou paz durante sua vida, mas sua falta de fé levou a problemas após sua morte (</w:t>
       </w:r>
-      <w:hyperlink r:id="rId15">
-        <w:r>
-          <w:rPr>
-            <w:lang w:val="pt_PT" w:bidi="pt_PT"/>
-          </w:rPr>
-          <w:rPr>
-            <w:color w:val="0000EE"/>
-            <w:u w:val="single"/>
-          </w:rPr>
-          <w:t>Jz 8.33–9.57</w:t>
-        </w:r>
-      </w:hyperlink>
+      <w:r>
+        <w:rPr>
+          <w:lang w:val="pt_PT" w:bidi="pt_PT"/>
+        </w:rPr>
+        <w:t>Jz 8.33–9.57</w:t>
+      </w:r>
       <w:r>
         <w:rPr>
           <w:lang w:val="pt_PT" w:bidi="pt_PT"/>
@@ -394,72 +376,48 @@
           <w:lang w:val="pt_PT" w:bidi="pt_PT"/>
         </w:rPr>
       </w:r>
-      <w:hyperlink r:id="rId16">
-        <w:r>
-          <w:rPr>
-            <w:lang w:val="pt_PT" w:bidi="pt_PT"/>
-          </w:rPr>
-          <w:rPr>
-            <w:color w:val="0000EE"/>
-            <w:u w:val="single"/>
-          </w:rPr>
-          <w:t>Juízes 6.1–8.35</w:t>
-        </w:r>
-      </w:hyperlink>
+      <w:r>
+        <w:rPr>
+          <w:lang w:val="pt_PT" w:bidi="pt_PT"/>
+        </w:rPr>
+        <w:t>Juízes 6.1–8.35</w:t>
+      </w:r>
       <w:r>
         <w:rPr>
           <w:lang w:val="pt_PT" w:bidi="pt_PT"/>
         </w:rPr>
         <w:t xml:space="preserve">; </w:t>
       </w:r>
-      <w:hyperlink r:id="rId17">
-        <w:r>
-          <w:rPr>
-            <w:lang w:val="pt_PT" w:bidi="pt_PT"/>
-          </w:rPr>
-          <w:rPr>
-            <w:color w:val="0000EE"/>
-            <w:u w:val="single"/>
-          </w:rPr>
-          <w:t>1 Samuel 12.11</w:t>
-        </w:r>
-      </w:hyperlink>
+      <w:r>
+        <w:rPr>
+          <w:lang w:val="pt_PT" w:bidi="pt_PT"/>
+        </w:rPr>
+        <w:t>1 Samuel 12.11</w:t>
+      </w:r>
       <w:r>
         <w:rPr>
           <w:lang w:val="pt_PT" w:bidi="pt_PT"/>
         </w:rPr>
         <w:t xml:space="preserve">; </w:t>
       </w:r>
-      <w:hyperlink r:id="rId18">
-        <w:r>
-          <w:rPr>
-            <w:lang w:val="pt_PT" w:bidi="pt_PT"/>
-          </w:rPr>
-          <w:rPr>
-            <w:color w:val="0000EE"/>
-            <w:u w:val="single"/>
-          </w:rPr>
-          <w:t>Isaías 10.26</w:t>
-        </w:r>
-      </w:hyperlink>
+      <w:r>
+        <w:rPr>
+          <w:lang w:val="pt_PT" w:bidi="pt_PT"/>
+        </w:rPr>
+        <w:t>Isaías 10.26</w:t>
+      </w:r>
       <w:r>
         <w:rPr>
           <w:lang w:val="pt_PT" w:bidi="pt_PT"/>
         </w:rPr>
         <w:t xml:space="preserve">; </w:t>
       </w:r>
-      <w:hyperlink r:id="rId19">
-        <w:r>
-          <w:rPr>
-            <w:lang w:val="pt_PT" w:bidi="pt_PT"/>
-          </w:rPr>
-          <w:rPr>
-            <w:color w:val="0000EE"/>
-            <w:u w:val="single"/>
-          </w:rPr>
-          <w:t>Hebreus 11.32</w:t>
-        </w:r>
-      </w:hyperlink>
+      <w:r>
+        <w:rPr>
+          <w:lang w:val="pt_PT" w:bidi="pt_PT"/>
+        </w:rPr>
+        <w:t>Hebreus 11.32</w:t>
+      </w:r>
       <w:r>
         <w:rPr>
           <w:lang w:val="pt_PT" w:bidi="pt_PT"/>
